--- a/docs/proposal.docx
+++ b/docs/proposal.docx
@@ -325,7 +325,7 @@
           <w:sz w:val="22"/>
           <w:szCs w:val="22"/>
         </w:rPr>
-        <w:t xml:space="preserve">그래프 신경망을 이용해 구조적 커넥티비티로부터 기능적 커넥티비티 및 중심성(centrality)을 예측하는 연구(Sarwar et al., 2021)는 HCP 데이터에서 평균 분산의 89%, 중심성의 99%를 설명하는 성과를 보였다. 반대 방향인 기능에서 구조를 예측하는 문제는 상대적으로 덜 연구되었으며, 최근 리뷰(Network Neuroscience, 2024)는 이 방향의 예측이 근본적으로 더 어렵고 방법론적으로 아직 합의가 부족하다고 평가한다. 본 연구는 이 공백을 다룬다.</w:t>
+        <w:t xml:space="preserve">그래프 신경망을 이용해 구조적 커넥티비티로부터 기능적 커넥티비티 및 중심성(centrality)을 예측하는 연구(Neudorf et al., 2022)는 HCP 데이터에서 평균 분산의 89%, 중심성의 99%를 설명하는 성과를 보였다(개인 수준 딥러닝 예측은 Sarwar et al., 2021 참조). 그러나 같은 구조→기능 방향에서도, 개인 수준 예측 성능은 적절한 기준선과 비교하면 제한적이라는 평가가 있다(집단 평균 기준 대비 약 8–11% 개선; Zalesky et al., 2024). 반대 방향인 기능에서 구조를 예측하는 문제는 상대적으로 덜 연구되었으며, 정방향조차 개인 수준에서는 쉽지 않다는 점에 ill-posed 역문제라는 어려움까지 더해진다. 본 연구는 이 공백을 다룬다.</w:t>
       </w:r>
     </w:p>
     <w:p>
@@ -461,7 +461,7 @@
           <w:sz w:val="22"/>
           <w:szCs w:val="22"/>
         </w:rPr>
-        <w:t xml:space="preserve">인간 구조적/기능적 커넥톰 쌍 — Human Connectome Project (HCP) S1200 Release, 확산 MRI tractography 기반 SC와 안정상태(resting-state) fMRI 기반 FC, 승인 절차 없이 접근 가능</w:t>
+        <w:t xml:space="preserve">인간 구조적/기능적 커넥톰 쌍 — Human Connectome Project (HCP) S1200 Release, 확산 MRI tractography 기반 SC와 안정상태(resting-state) fMRI 기반 FC, ConnectomeDB 계정 가입과 Open Access 데이터 이용약관 동의 후 접근 가능(별도 기관 승인 불필요)</w:t>
       </w:r>
     </w:p>
     <w:p>
@@ -1389,61 +1389,79 @@
           <w:sz w:val="22"/>
           <w:szCs w:val="22"/>
         </w:rPr>
-        <w:t xml:space="preserve">Suárez, L.E. et al. Learning function from structure in neuromorphic networks. Nature Machine Intelligence, comparative review of SC-FC coupling.</w:t>
-      </w:r>
-    </w:p>
-    <w:p>
-      <w:pPr>
-        <w:pStyle w:val="ListParagraph"/>
-        <w:numPr>
-          <w:ilvl w:val="0"/>
-          <w:numId w:val="2"/>
-        </w:numPr>
-        <w:spacing w:after="80" w:line="300"/>
-      </w:pPr>
-      <w:r>
-        <w:rPr>
-          <w:rFonts w:ascii="Malgun Gothic" w:cs="Malgun Gothic" w:eastAsia="Malgun Gothic" w:hAnsi="Malgun Gothic"/>
-          <w:sz w:val="22"/>
-          <w:szCs w:val="22"/>
-        </w:rPr>
-        <w:t xml:space="preserve">Sarwar, T. et al. Structure can predict function in the human brain: a graph neural network deep learning model of functional connectivity and centrality based on structural connectivity. Brain Structure and Function, 2021.</w:t>
-      </w:r>
-    </w:p>
-    <w:p>
-      <w:pPr>
-        <w:pStyle w:val="ListParagraph"/>
-        <w:numPr>
-          <w:ilvl w:val="0"/>
-          <w:numId w:val="2"/>
-        </w:numPr>
-        <w:spacing w:after="80" w:line="300"/>
-      </w:pPr>
-      <w:r>
-        <w:rPr>
-          <w:rFonts w:ascii="Malgun Gothic" w:cs="Malgun Gothic" w:eastAsia="Malgun Gothic" w:hAnsi="Malgun Gothic"/>
-          <w:sz w:val="22"/>
-          <w:szCs w:val="22"/>
-        </w:rPr>
-        <w:t xml:space="preserve">Zhang, L. et al. Predicting an individual's functional connectivity from their structural connectome: evaluation of evidence, recommendations, and future prospects. Network Neuroscience, 2024.</w:t>
-      </w:r>
-    </w:p>
-    <w:p>
-      <w:pPr>
-        <w:pStyle w:val="ListParagraph"/>
-        <w:numPr>
-          <w:ilvl w:val="0"/>
-          <w:numId w:val="2"/>
-        </w:numPr>
-        <w:spacing w:after="80" w:line="300"/>
-      </w:pPr>
-      <w:r>
-        <w:rPr>
-          <w:rFonts w:ascii="Malgun Gothic" w:cs="Malgun Gothic" w:eastAsia="Malgun Gothic" w:hAnsi="Malgun Gothic"/>
-          <w:sz w:val="22"/>
-          <w:szCs w:val="22"/>
-        </w:rPr>
-        <w:t xml:space="preserve">Bullmore, E. &amp; Sporns, O. The economy of brain network organization. Nature Reviews Neuroscience, 2012.</w:t>
+        <w:t xml:space="preserve">Suárez, L.E., Richards, B.A., Lajoie, G. &amp; Misic, B. (2021). Learning function from structure in neuromorphic networks. Nature Machine Intelligence, 3(9), 771–786. doi:10.1038/s42256-021-00376-1</w:t>
+      </w:r>
+    </w:p>
+    <w:p>
+      <w:pPr>
+        <w:pStyle w:val="ListParagraph"/>
+        <w:numPr>
+          <w:ilvl w:val="0"/>
+          <w:numId w:val="2"/>
+        </w:numPr>
+        <w:spacing w:after="80" w:line="300"/>
+      </w:pPr>
+      <w:r>
+        <w:rPr>
+          <w:rFonts w:ascii="Malgun Gothic" w:cs="Malgun Gothic" w:eastAsia="Malgun Gothic" w:hAnsi="Malgun Gothic"/>
+          <w:sz w:val="22"/>
+          <w:szCs w:val="22"/>
+        </w:rPr>
+        <w:t xml:space="preserve">Neudorf, J., Kress, S. &amp; Borowsky, R. (2022). Structure can predict function in the human brain: a graph neural network deep learning model of functional connectivity and centrality based on structural connectivity. Brain Structure and Function, 227, 331–343. doi:10.1007/s00429-021-02403-8</w:t>
+      </w:r>
+    </w:p>
+    <w:p>
+      <w:pPr>
+        <w:pStyle w:val="ListParagraph"/>
+        <w:numPr>
+          <w:ilvl w:val="0"/>
+          <w:numId w:val="2"/>
+        </w:numPr>
+        <w:spacing w:after="80" w:line="300"/>
+      </w:pPr>
+      <w:r>
+        <w:rPr>
+          <w:rFonts w:ascii="Malgun Gothic" w:cs="Malgun Gothic" w:eastAsia="Malgun Gothic" w:hAnsi="Malgun Gothic"/>
+          <w:sz w:val="22"/>
+          <w:szCs w:val="22"/>
+        </w:rPr>
+        <w:t xml:space="preserve">Sarwar, T., Tian, Y., Yeo, B.T.T., Ramamohanarao, K. &amp; Zalesky, A. (2021). Structure-function coupling in the human connectome: a machine learning approach. NeuroImage, 226, 117609. doi:10.1016/j.neuroimage.2020.117609</w:t>
+      </w:r>
+    </w:p>
+    <w:p>
+      <w:pPr>
+        <w:pStyle w:val="ListParagraph"/>
+        <w:numPr>
+          <w:ilvl w:val="0"/>
+          <w:numId w:val="2"/>
+        </w:numPr>
+        <w:spacing w:after="80" w:line="300"/>
+      </w:pPr>
+      <w:r>
+        <w:rPr>
+          <w:rFonts w:ascii="Malgun Gothic" w:cs="Malgun Gothic" w:eastAsia="Malgun Gothic" w:hAnsi="Malgun Gothic"/>
+          <w:sz w:val="22"/>
+          <w:szCs w:val="22"/>
+        </w:rPr>
+        <w:t xml:space="preserve">Zalesky, A., Sarwar, T., Tian, Y., Liu, Y., Yeo, B.T.T. &amp; Ramamohanarao, K. (2024). Predicting an individual's functional connectivity from their structural connectome: evaluation of evidence, recommendations, and future prospects. Network Neuroscience, 8(4), 1291–1309. doi:10.1162/netn_a_00400</w:t>
+      </w:r>
+    </w:p>
+    <w:p>
+      <w:pPr>
+        <w:pStyle w:val="ListParagraph"/>
+        <w:numPr>
+          <w:ilvl w:val="0"/>
+          <w:numId w:val="2"/>
+        </w:numPr>
+        <w:spacing w:after="80" w:line="300"/>
+      </w:pPr>
+      <w:r>
+        <w:rPr>
+          <w:rFonts w:ascii="Malgun Gothic" w:cs="Malgun Gothic" w:eastAsia="Malgun Gothic" w:hAnsi="Malgun Gothic"/>
+          <w:sz w:val="22"/>
+          <w:szCs w:val="22"/>
+        </w:rPr>
+        <w:t xml:space="preserve">Bullmore, E. &amp; Sporns, O. (2012). The economy of brain network organization. Nature Reviews Neuroscience, 13, 336–349. doi:10.1038/nrn3214</w:t>
       </w:r>
     </w:p>
     <w:p>
@@ -1479,61 +1497,97 @@
           <w:sz w:val="22"/>
           <w:szCs w:val="22"/>
         </w:rPr>
-        <w:t xml:space="preserve">Witvliet, D. et al. Connectomes across development reveal principles of brain maturation. Nature, 2021.</w:t>
-      </w:r>
-    </w:p>
-    <w:p>
-      <w:pPr>
-        <w:pStyle w:val="ListParagraph"/>
-        <w:numPr>
-          <w:ilvl w:val="0"/>
-          <w:numId w:val="2"/>
-        </w:numPr>
-        <w:spacing w:after="80" w:line="300"/>
-      </w:pPr>
-      <w:r>
-        <w:rPr>
-          <w:rFonts w:ascii="Malgun Gothic" w:cs="Malgun Gothic" w:eastAsia="Malgun Gothic" w:hAnsi="Malgun Gothic"/>
-          <w:sz w:val="22"/>
-          <w:szCs w:val="22"/>
-        </w:rPr>
-        <w:t xml:space="preserve">Winding, M. et al. The connectome of an insect brain (larval Drosophila melanogaster whole-brain connectome). Science, 2023.</w:t>
-      </w:r>
-    </w:p>
-    <w:p>
-      <w:pPr>
-        <w:pStyle w:val="ListParagraph"/>
-        <w:numPr>
-          <w:ilvl w:val="0"/>
-          <w:numId w:val="2"/>
-        </w:numPr>
-        <w:spacing w:after="80" w:line="300"/>
-      </w:pPr>
-      <w:r>
-        <w:rPr>
-          <w:rFonts w:ascii="Malgun Gothic" w:cs="Malgun Gothic" w:eastAsia="Malgun Gothic" w:hAnsi="Malgun Gothic"/>
-          <w:sz w:val="22"/>
-          <w:szCs w:val="22"/>
-        </w:rPr>
-        <w:t xml:space="preserve">Scheffer, L.K. et al. A connectome and analysis of the adult Drosophila central brain (hemibrain). eLife, 2020.</w:t>
-      </w:r>
-    </w:p>
-    <w:p>
-      <w:pPr>
-        <w:pStyle w:val="ListParagraph"/>
-        <w:numPr>
-          <w:ilvl w:val="0"/>
-          <w:numId w:val="2"/>
-        </w:numPr>
-        <w:spacing w:after="80" w:line="300"/>
-      </w:pPr>
-      <w:r>
-        <w:rPr>
-          <w:rFonts w:ascii="Malgun Gothic" w:cs="Malgun Gothic" w:eastAsia="Malgun Gothic" w:hAnsi="Malgun Gothic"/>
-          <w:sz w:val="22"/>
-          <w:szCs w:val="22"/>
-        </w:rPr>
-        <w:t xml:space="preserve">CoMuNeLab/C-elegans-Multiplex-Connectome dataset (사용 중인 본 저장소 data_sources/celegans_multiplex의 출처).</w:t>
+        <w:t xml:space="preserve">Witvliet, D. et al. (2021). Connectomes across development reveal principles of brain maturation. Nature, 596, 257–261. doi:10.1038/s41586-021-03778-8</w:t>
+      </w:r>
+    </w:p>
+    <w:p>
+      <w:pPr>
+        <w:pStyle w:val="ListParagraph"/>
+        <w:numPr>
+          <w:ilvl w:val="0"/>
+          <w:numId w:val="2"/>
+        </w:numPr>
+        <w:spacing w:after="80" w:line="300"/>
+      </w:pPr>
+      <w:r>
+        <w:rPr>
+          <w:rFonts w:ascii="Malgun Gothic" w:cs="Malgun Gothic" w:eastAsia="Malgun Gothic" w:hAnsi="Malgun Gothic"/>
+          <w:sz w:val="22"/>
+          <w:szCs w:val="22"/>
+        </w:rPr>
+        <w:t xml:space="preserve">Winding, M. et al. (2023). The connectome of an insect brain. Science, 379, eadd9330. doi:10.1126/science.add9330</w:t>
+      </w:r>
+    </w:p>
+    <w:p>
+      <w:pPr>
+        <w:pStyle w:val="ListParagraph"/>
+        <w:numPr>
+          <w:ilvl w:val="0"/>
+          <w:numId w:val="2"/>
+        </w:numPr>
+        <w:spacing w:after="80" w:line="300"/>
+      </w:pPr>
+      <w:r>
+        <w:rPr>
+          <w:rFonts w:ascii="Malgun Gothic" w:cs="Malgun Gothic" w:eastAsia="Malgun Gothic" w:hAnsi="Malgun Gothic"/>
+          <w:sz w:val="22"/>
+          <w:szCs w:val="22"/>
+        </w:rPr>
+        <w:t xml:space="preserve">Scheffer, L.K. et al. (2020). A connectome and analysis of the adult Drosophila central brain. eLife, 9, e57443. doi:10.7554/eLife.57443</w:t>
+      </w:r>
+    </w:p>
+    <w:p>
+      <w:pPr>
+        <w:pStyle w:val="ListParagraph"/>
+        <w:numPr>
+          <w:ilvl w:val="0"/>
+          <w:numId w:val="2"/>
+        </w:numPr>
+        <w:spacing w:after="80" w:line="300"/>
+      </w:pPr>
+      <w:r>
+        <w:rPr>
+          <w:rFonts w:ascii="Malgun Gothic" w:cs="Malgun Gothic" w:eastAsia="Malgun Gothic" w:hAnsi="Malgun Gothic"/>
+          <w:sz w:val="22"/>
+          <w:szCs w:val="22"/>
+        </w:rPr>
+        <w:t xml:space="preserve">Chen, B.L., Hall, D.H. &amp; Chklovskii, D.B. (2006). Wiring optimization can relate neuronal structure and function. PNAS, 103(12), 4723–4728. (CoMuNeLab/C-elegans-Multiplex-Connectome 데이터셋 인용 요구 논문, 본 저장소 data_sources/celegans_multiplex의 출처)</w:t>
+      </w:r>
+    </w:p>
+    <w:p>
+      <w:pPr>
+        <w:pStyle w:val="ListParagraph"/>
+        <w:numPr>
+          <w:ilvl w:val="0"/>
+          <w:numId w:val="2"/>
+        </w:numPr>
+        <w:spacing w:after="80" w:line="300"/>
+      </w:pPr>
+      <w:r>
+        <w:rPr>
+          <w:rFonts w:ascii="Malgun Gothic" w:cs="Malgun Gothic" w:eastAsia="Malgun Gothic" w:hAnsi="Malgun Gothic"/>
+          <w:sz w:val="22"/>
+          <w:szCs w:val="22"/>
+        </w:rPr>
+        <w:t xml:space="preserve">De Domenico, M., Porter, M.A. &amp; Arenas, A. (2015). MuxViz: a tool for multilayer analysis and visualization of networks. Journal of Complex Networks, 3(2), 159–176. (동 데이터셋 인용 요구 논문)</w:t>
+      </w:r>
+    </w:p>
+    <w:p>
+      <w:pPr>
+        <w:pStyle w:val="ListParagraph"/>
+        <w:numPr>
+          <w:ilvl w:val="0"/>
+          <w:numId w:val="2"/>
+        </w:numPr>
+        <w:spacing w:after="80" w:line="300"/>
+      </w:pPr>
+      <w:r>
+        <w:rPr>
+          <w:rFonts w:ascii="Malgun Gothic" w:cs="Malgun Gothic" w:eastAsia="Malgun Gothic" w:hAnsi="Malgun Gothic"/>
+          <w:sz w:val="22"/>
+          <w:szCs w:val="22"/>
+        </w:rPr>
+        <w:t xml:space="preserve">Van Essen, D.C. et al. (2013). The WU-Minn Human Connectome Project: an overview. NeuroImage, 80, 62–79. doi:10.1016/j.neuroimage.2013.05.041</w:t>
       </w:r>
     </w:p>
     <w:p>
